--- a/tma/templates/Adenda de Extensión de Plazo – Carta Oferta - PF en USD.docx
+++ b/tma/templates/Adenda de Extensión de Plazo – Carta Oferta - PF en USD.docx
@@ -1,6 +1,6 @@
 
 <file path=word/document.xml><?xml version="1.0" encoding="utf-8"?>
-<w:document xmlns:wpc="http://schemas.microsoft.com/office/word/2010/wordprocessingCanvas" xmlns:cx="http://schemas.microsoft.com/office/drawing/2014/chartex" xmlns:cx1="http://schemas.microsoft.com/office/drawing/2015/9/8/chartex" xmlns:cx2="http://schemas.microsoft.com/office/drawing/2015/10/21/chartex" xmlns:cx3="http://schemas.microsoft.com/office/drawing/2016/5/9/chartex" xmlns:cx4="http://schemas.microsoft.com/office/drawing/2016/5/10/chartex" xmlns:cx5="http://schemas.microsoft.com/office/drawing/2016/5/11/chartex" xmlns:cx6="http://schemas.microsoft.com/office/drawing/2016/5/12/chartex" xmlns:cx7="http://schemas.microsoft.com/office/drawing/2016/5/13/chartex" xmlns:cx8="http://schemas.microsoft.com/office/drawing/2016/5/14/chartex" xmlns:mc="http://schemas.openxmlformats.org/markup-compatibility/2006" xmlns:aink="http://schemas.microsoft.com/office/drawing/2016/ink" xmlns:am3d="http://schemas.microsoft.com/office/drawing/2017/model3d" xmlns:o="urn:schemas-microsoft-com:office:office" xmlns:oel="http://schemas.microsoft.com/office/2019/extlst" xmlns:r="http://schemas.openxmlformats.org/officeDocument/2006/relationships" xmlns:m="http://schemas.openxmlformats.org/officeDocument/2006/math" xmlns:v="urn:schemas-microsoft-com:vml" xmlns:wp14="http://schemas.microsoft.com/office/word/2010/wordprocessingDrawing" xmlns:wp="http://schemas.openxmlformats.org/drawingml/2006/wordprocessingDrawing" xmlns:w10="urn:schemas-microsoft-com:office:word" xmlns:w="http://schemas.openxmlformats.org/wordprocessingml/2006/main" xmlns:w14="http://schemas.microsoft.com/office/word/2010/wordml" xmlns:w15="http://schemas.microsoft.com/office/word/2012/wordml" xmlns:w16cex="http://schemas.microsoft.com/office/word/2018/wordml/cex" xmlns:w16cid="http://schemas.microsoft.com/office/word/2016/wordml/cid" xmlns:w16="http://schemas.microsoft.com/office/word/2018/wordml" xmlns:w16du="http://schemas.microsoft.com/office/word/2023/wordml/word16du" xmlns:w16sdtdh="http://schemas.microsoft.com/office/word/2020/wordml/sdtdatahash" xmlns:w16sdtfl="http://schemas.microsoft.com/office/word/2024/wordml/sdtformatlock" xmlns:w16se="http://schemas.microsoft.com/office/word/2015/wordml/symex" xmlns:wpg="http://schemas.microsoft.com/office/word/2010/wordprocessingGroup" xmlns:wpi="http://schemas.microsoft.com/office/word/2010/wordprocessingInk" xmlns:wne="http://schemas.microsoft.com/office/word/2006/wordml" xmlns:wps="http://schemas.microsoft.com/office/word/2010/wordprocessingShape" mc:Ignorable="w14 w15 w16se w16cid w16 w16cex w16sdtdh w16sdtfl w16du wp14">
+<w:document xmlns:wpc="http://schemas.microsoft.com/office/word/2010/wordprocessingCanvas" xmlns:cx="http://schemas.microsoft.com/office/drawing/2014/chartex" xmlns:cx1="http://schemas.microsoft.com/office/drawing/2015/9/8/chartex" xmlns:mc="http://schemas.openxmlformats.org/markup-compatibility/2006" xmlns:o="urn:schemas-microsoft-com:office:office" xmlns:r="http://schemas.openxmlformats.org/officeDocument/2006/relationships" xmlns:m="http://schemas.openxmlformats.org/officeDocument/2006/math" xmlns:v="urn:schemas-microsoft-com:vml" xmlns:wp14="http://schemas.microsoft.com/office/word/2010/wordprocessingDrawing" xmlns:wp="http://schemas.openxmlformats.org/drawingml/2006/wordprocessingDrawing" xmlns:w10="urn:schemas-microsoft-com:office:word" xmlns:w="http://schemas.openxmlformats.org/wordprocessingml/2006/main" xmlns:w14="http://schemas.microsoft.com/office/word/2010/wordml" xmlns:w15="http://schemas.microsoft.com/office/word/2012/wordml" xmlns:w16se="http://schemas.microsoft.com/office/word/2015/wordml/symex" xmlns:wpg="http://schemas.microsoft.com/office/word/2010/wordprocessingGroup" xmlns:wpi="http://schemas.microsoft.com/office/word/2010/wordprocessingInk" xmlns:wne="http://schemas.microsoft.com/office/word/2006/wordml" xmlns:wps="http://schemas.microsoft.com/office/word/2010/wordprocessingShape" mc:Ignorable="w14 w15 w16se wp14">
   <w:body>
     <w:p>
       <w:pPr>
@@ -1067,7 +1067,7 @@
       <w:r>
         <w:rPr>
           <w:noProof/>
-          <w:lang w:val="es-AR" w:eastAsia="es-AR"/>
+          <w:lang w:val="en-US"/>
         </w:rPr>
         <mc:AlternateContent>
           <mc:Choice Requires="wps">
@@ -1244,7 +1244,7 @@
           </mc:Choice>
           <mc:Fallback>
             <w:pict>
-              <v:shape w14:anchorId="37658B57" id="AutoShape 12" o:spid="_x0000_s1026" style="position:absolute;margin-left:79.95pt;margin-top:11.2pt;width:188.85pt;height:.1pt;z-index:-251657216;visibility:visible;mso-wrap-style:square;mso-width-percent:0;mso-height-percent:0;mso-wrap-distance-left:0;mso-wrap-distance-top:0;mso-wrap-distance-right:0;mso-wrap-distance-bottom:0;mso-position-horizontal:absolute;mso-position-horizontal-relative:page;mso-position-vertical:absolute;mso-position-vertical-relative:text;mso-width-percent:0;mso-height-percent:0;mso-width-relative:page;mso-height-relative:page;v-text-anchor:top" coordsize="3777,1270" o:gfxdata="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" path="m,l883,t5,l1550,t5,l2217,t5,l2884,t5,l3551,t5,l3777,e" filled="f" strokeweight=".22403mm">
+              <v:shape w14:anchorId="6E5235A5" id="AutoShape 12" o:spid="_x0000_s1026" style="position:absolute;margin-left:79.95pt;margin-top:11.2pt;width:188.85pt;height:.1pt;z-index:-251657216;visibility:visible;mso-wrap-style:square;mso-width-percent:0;mso-height-percent:0;mso-wrap-distance-left:0;mso-wrap-distance-top:0;mso-wrap-distance-right:0;mso-wrap-distance-bottom:0;mso-position-horizontal:absolute;mso-position-horizontal-relative:page;mso-position-vertical:absolute;mso-position-vertical-relative:text;mso-width-percent:0;mso-height-percent:0;mso-width-relative:page;mso-height-relative:page;v-text-anchor:top" coordsize="3777,1270" o:gfxdata="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" path="m,l883,t5,l1550,t5,l2217,t5,l2884,t5,l3551,t5,l3777,e" filled="f" strokeweight=".22403mm">
                 <v:path arrowok="t" o:connecttype="custom" o:connectlocs="0,0;560705,0;563880,0;984250,0;987425,0;1407795,0;1410970,0;1831340,0;1834515,0;2254885,0;2258060,0;2398395,0" o:connectangles="0,0,0,0,0,0,0,0,0,0,0,0"/>
                 <w10:wrap type="topAndBottom" anchorx="page"/>
               </v:shape>
@@ -1876,7 +1876,6 @@
           <w:rFonts w:ascii="Arial" w:hAnsi="Arial" w:cs="Arial"/>
           <w:spacing w:val="1"/>
           <w:sz w:val="20"/>
-          <w:highlight w:val="yellow"/>
         </w:rPr>
         <w:t>__</w:t>
       </w:r>
@@ -3107,7 +3106,6 @@
         </w:rPr>
         <w:t>6</w:t>
       </w:r>
-      <w:commentRangeStart w:id="10"/>
       <w:r>
         <w:rPr>
           <w:rFonts w:ascii="Arial" w:eastAsia="Calibri" w:hAnsi="Arial" w:cs="Arial"/>
@@ -3132,16 +3130,8 @@
         </w:rPr>
         <w:t>enta) días desde la aceptación de la Propuesta</w:t>
       </w:r>
-      <w:commentRangeEnd w:id="10"/>
-      <w:r>
-        <w:rPr>
-          <w:rStyle w:val="Refdecomentario"/>
-          <w:rFonts w:ascii="Arial" w:hAnsi="Arial" w:cs="Arial"/>
-          <w:sz w:val="20"/>
-          <w:szCs w:val="20"/>
-        </w:rPr>
-        <w:commentReference w:id="10"/>
-      </w:r>
+      <w:bookmarkStart w:id="10" w:name="_GoBack"/>
+      <w:bookmarkEnd w:id="10"/>
       <w:r>
         <w:rPr>
           <w:rFonts w:ascii="Arial" w:hAnsi="Arial" w:cs="Arial"/>
@@ -5560,7 +5550,7 @@
       </w:pPr>
     </w:p>
     <w:sectPr>
-      <w:footerReference w:type="default" r:id="rId14"/>
+      <w:footerReference w:type="default" r:id="rId11"/>
       <w:pgSz w:w="11907" w:h="16839" w:code="9"/>
       <w:pgMar w:top="1417" w:right="1701" w:bottom="1417" w:left="1701" w:header="708" w:footer="708" w:gutter="0"/>
       <w:cols w:space="708"/>
@@ -5570,36 +5560,6 @@
 </w:document>
 </file>
 
-<file path=word/comments.xml><?xml version="1.0" encoding="utf-8"?>
-<w:comments xmlns:wpc="http://schemas.microsoft.com/office/word/2010/wordprocessingCanvas" xmlns:cx="http://schemas.microsoft.com/office/drawing/2014/chartex" xmlns:cx1="http://schemas.microsoft.com/office/drawing/2015/9/8/chartex" xmlns:cx2="http://schemas.microsoft.com/office/drawing/2015/10/21/chartex" xmlns:cx3="http://schemas.microsoft.com/office/drawing/2016/5/9/chartex" xmlns:cx4="http://schemas.microsoft.com/office/drawing/2016/5/10/chartex" xmlns:cx5="http://schemas.microsoft.com/office/drawing/2016/5/11/chartex" xmlns:cx6="http://schemas.microsoft.com/office/drawing/2016/5/12/chartex" xmlns:cx7="http://schemas.microsoft.com/office/drawing/2016/5/13/chartex" xmlns:cx8="http://schemas.microsoft.com/office/drawing/2016/5/14/chartex" xmlns:mc="http://schemas.openxmlformats.org/markup-compatibility/2006" xmlns:aink="http://schemas.microsoft.com/office/drawing/2016/ink" xmlns:am3d="http://schemas.microsoft.com/office/drawing/2017/model3d" xmlns:o="urn:schemas-microsoft-com:office:office" xmlns:oel="http://schemas.microsoft.com/office/2019/extlst" xmlns:r="http://schemas.openxmlformats.org/officeDocument/2006/relationships" xmlns:m="http://schemas.openxmlformats.org/officeDocument/2006/math" xmlns:v="urn:schemas-microsoft-com:vml" xmlns:wp14="http://schemas.microsoft.com/office/word/2010/wordprocessingDrawing" xmlns:wp="http://schemas.openxmlformats.org/drawingml/2006/wordprocessingDrawing" xmlns:w10="urn:schemas-microsoft-com:office:word" xmlns:w="http://schemas.openxmlformats.org/wordprocessingml/2006/main" xmlns:w14="http://schemas.microsoft.com/office/word/2010/wordml" xmlns:w15="http://schemas.microsoft.com/office/word/2012/wordml" xmlns:w16cex="http://schemas.microsoft.com/office/word/2018/wordml/cex" xmlns:w16cid="http://schemas.microsoft.com/office/word/2016/wordml/cid" xmlns:w16="http://schemas.microsoft.com/office/word/2018/wordml" xmlns:w16du="http://schemas.microsoft.com/office/word/2023/wordml/word16du" xmlns:w16sdtdh="http://schemas.microsoft.com/office/word/2020/wordml/sdtdatahash" xmlns:w16sdtfl="http://schemas.microsoft.com/office/word/2024/wordml/sdtformatlock" xmlns:w16se="http://schemas.microsoft.com/office/word/2015/wordml/symex" xmlns:wpg="http://schemas.microsoft.com/office/word/2010/wordprocessingGroup" xmlns:wpi="http://schemas.microsoft.com/office/word/2010/wordprocessingInk" xmlns:wne="http://schemas.microsoft.com/office/word/2006/wordml" xmlns:wps="http://schemas.microsoft.com/office/word/2010/wordprocessingShape" mc:Ignorable="w14 w15 w16se w16cid w16 w16cex w16sdtdh w16sdtfl w16du wp14">
-  <w:comment w:id="10" w:author="Federico Matt" w:date="2021-03-03T16:12:00Z" w:initials="FM">
-    <w:p>
-      <w:pPr>
-        <w:pStyle w:val="Textocomentario"/>
-        <w:rPr>
-          <w:rFonts w:ascii="Calibri" w:hAnsi="Calibri"/>
-        </w:rPr>
-      </w:pPr>
-      <w:r>
-        <w:rPr>
-          <w:rStyle w:val="Refdecomentario"/>
-        </w:rPr>
-        <w:annotationRef/>
-      </w:r>
-      <w:r>
-        <w:t>Si la vigencia empieza en 3 meses o  más, cambiar a “7 días desde el  inicio de la vigencia”.</w:t>
-      </w:r>
-    </w:p>
-  </w:comment>
-</w:comments>
-</file>
-
-<file path=word/commentsExtended.xml><?xml version="1.0" encoding="utf-8"?>
-<w15:commentsEx xmlns:wpc="http://schemas.microsoft.com/office/word/2010/wordprocessingCanvas" xmlns:cx="http://schemas.microsoft.com/office/drawing/2014/chartex" xmlns:cx1="http://schemas.microsoft.com/office/drawing/2015/9/8/chartex" xmlns:cx2="http://schemas.microsoft.com/office/drawing/2015/10/21/chartex" xmlns:cx3="http://schemas.microsoft.com/office/drawing/2016/5/9/chartex" xmlns:cx4="http://schemas.microsoft.com/office/drawing/2016/5/10/chartex" xmlns:cx5="http://schemas.microsoft.com/office/drawing/2016/5/11/chartex" xmlns:cx6="http://schemas.microsoft.com/office/drawing/2016/5/12/chartex" xmlns:cx7="http://schemas.microsoft.com/office/drawing/2016/5/13/chartex" xmlns:cx8="http://schemas.microsoft.com/office/drawing/2016/5/14/chartex" xmlns:mc="http://schemas.openxmlformats.org/markup-compatibility/2006" xmlns:aink="http://schemas.microsoft.com/office/drawing/2016/ink" xmlns:am3d="http://schemas.microsoft.com/office/drawing/2017/model3d" xmlns:o="urn:schemas-microsoft-com:office:office" xmlns:oel="http://schemas.microsoft.com/office/2019/extlst" xmlns:r="http://schemas.openxmlformats.org/officeDocument/2006/relationships" xmlns:m="http://schemas.openxmlformats.org/officeDocument/2006/math" xmlns:v="urn:schemas-microsoft-com:vml" xmlns:wp14="http://schemas.microsoft.com/office/word/2010/wordprocessingDrawing" xmlns:wp="http://schemas.openxmlformats.org/drawingml/2006/wordprocessingDrawing" xmlns:w10="urn:schemas-microsoft-com:office:word" xmlns:w="http://schemas.openxmlformats.org/wordprocessingml/2006/main" xmlns:w14="http://schemas.microsoft.com/office/word/2010/wordml" xmlns:w15="http://schemas.microsoft.com/office/word/2012/wordml" xmlns:w16cex="http://schemas.microsoft.com/office/word/2018/wordml/cex" xmlns:w16cid="http://schemas.microsoft.com/office/word/2016/wordml/cid" xmlns:w16="http://schemas.microsoft.com/office/word/2018/wordml" xmlns:w16du="http://schemas.microsoft.com/office/word/2023/wordml/word16du" xmlns:w16sdtdh="http://schemas.microsoft.com/office/word/2020/wordml/sdtdatahash" xmlns:w16sdtfl="http://schemas.microsoft.com/office/word/2024/wordml/sdtformatlock" xmlns:w16se="http://schemas.microsoft.com/office/word/2015/wordml/symex" xmlns:wpg="http://schemas.microsoft.com/office/word/2010/wordprocessingGroup" xmlns:wpi="http://schemas.microsoft.com/office/word/2010/wordprocessingInk" xmlns:wne="http://schemas.microsoft.com/office/word/2006/wordml" xmlns:wps="http://schemas.microsoft.com/office/word/2010/wordprocessingShape" mc:Ignorable="w14 w15 w16se w16cid w16 w16cex w16sdtdh w16sdtfl w16du wp14">
-  <w15:commentEx w15:paraId="6C57D688" w15:done="0"/>
-</w15:commentsEx>
-</file>
-
 <file path=word/commentsIds.xml><?xml version="1.0" encoding="utf-8"?>
 <w16cid:commentsIds xmlns:wpc="http://schemas.microsoft.com/office/word/2010/wordprocessingCanvas" xmlns:cx="http://schemas.microsoft.com/office/drawing/2014/chartex" xmlns:cx1="http://schemas.microsoft.com/office/drawing/2015/9/8/chartex" xmlns:cx2="http://schemas.microsoft.com/office/drawing/2015/10/21/chartex" xmlns:cx3="http://schemas.microsoft.com/office/drawing/2016/5/9/chartex" xmlns:cx4="http://schemas.microsoft.com/office/drawing/2016/5/10/chartex" xmlns:cx5="http://schemas.microsoft.com/office/drawing/2016/5/11/chartex" xmlns:cx6="http://schemas.microsoft.com/office/drawing/2016/5/12/chartex" xmlns:cx7="http://schemas.microsoft.com/office/drawing/2016/5/13/chartex" xmlns:cx8="http://schemas.microsoft.com/office/drawing/2016/5/14/chartex" xmlns:mc="http://schemas.openxmlformats.org/markup-compatibility/2006" xmlns:aink="http://schemas.microsoft.com/office/drawing/2016/ink" xmlns:am3d="http://schemas.microsoft.com/office/drawing/2017/model3d" xmlns:o="urn:schemas-microsoft-com:office:office" xmlns:oel="http://schemas.microsoft.com/office/2019/extlst" xmlns:r="http://schemas.openxmlformats.org/officeDocument/2006/relationships" xmlns:m="http://schemas.openxmlformats.org/officeDocument/2006/math" xmlns:v="urn:schemas-microsoft-com:vml" xmlns:wp14="http://schemas.microsoft.com/office/word/2010/wordprocessingDrawing" xmlns:wp="http://schemas.openxmlformats.org/drawingml/2006/wordprocessingDrawing" xmlns:w10="urn:schemas-microsoft-com:office:word" xmlns:w="http://schemas.openxmlformats.org/wordprocessingml/2006/main" xmlns:w14="http://schemas.microsoft.com/office/word/2010/wordml" xmlns:w15="http://schemas.microsoft.com/office/word/2012/wordml" xmlns:w16cex="http://schemas.microsoft.com/office/word/2018/wordml/cex" xmlns:w16cid="http://schemas.microsoft.com/office/word/2016/wordml/cid" xmlns:w16="http://schemas.microsoft.com/office/word/2018/wordml" xmlns:w16du="http://schemas.microsoft.com/office/word/2023/wordml/word16du" xmlns:w16sdtdh="http://schemas.microsoft.com/office/word/2020/wordml/sdtdatahash" xmlns:w16sdtfl="http://schemas.microsoft.com/office/word/2024/wordml/sdtformatlock" xmlns:w16se="http://schemas.microsoft.com/office/word/2015/wordml/symex" xmlns:wpg="http://schemas.microsoft.com/office/word/2010/wordprocessingGroup" xmlns:wpi="http://schemas.microsoft.com/office/word/2010/wordprocessingInk" xmlns:wne="http://schemas.microsoft.com/office/word/2006/wordml" xmlns:wps="http://schemas.microsoft.com/office/word/2010/wordprocessingShape" mc:Ignorable="w14 w15 w16se w16cid w16 w16cex w16sdtdh w16sdtfl w16du wp14">
   <w16cid:commentId w16cid:paraId="6C57D688" w16cid:durableId="3EFB4DC3"/>
@@ -5607,7 +5567,7 @@
 </file>
 
 <file path=word/endnotes.xml><?xml version="1.0" encoding="utf-8"?>
-<w:endnotes xmlns:wpc="http://schemas.microsoft.com/office/word/2010/wordprocessingCanvas" xmlns:cx="http://schemas.microsoft.com/office/drawing/2014/chartex" xmlns:cx1="http://schemas.microsoft.com/office/drawing/2015/9/8/chartex" xmlns:cx2="http://schemas.microsoft.com/office/drawing/2015/10/21/chartex" xmlns:cx3="http://schemas.microsoft.com/office/drawing/2016/5/9/chartex" xmlns:cx4="http://schemas.microsoft.com/office/drawing/2016/5/10/chartex" xmlns:cx5="http://schemas.microsoft.com/office/drawing/2016/5/11/chartex" xmlns:cx6="http://schemas.microsoft.com/office/drawing/2016/5/12/chartex" xmlns:cx7="http://schemas.microsoft.com/office/drawing/2016/5/13/chartex" xmlns:cx8="http://schemas.microsoft.com/office/drawing/2016/5/14/chartex" xmlns:mc="http://schemas.openxmlformats.org/markup-compatibility/2006" xmlns:aink="http://schemas.microsoft.com/office/drawing/2016/ink" xmlns:am3d="http://schemas.microsoft.com/office/drawing/2017/model3d" xmlns:o="urn:schemas-microsoft-com:office:office" xmlns:oel="http://schemas.microsoft.com/office/2019/extlst" xmlns:r="http://schemas.openxmlformats.org/officeDocument/2006/relationships" xmlns:m="http://schemas.openxmlformats.org/officeDocument/2006/math" xmlns:v="urn:schemas-microsoft-com:vml" xmlns:wp14="http://schemas.microsoft.com/office/word/2010/wordprocessingDrawing" xmlns:wp="http://schemas.openxmlformats.org/drawingml/2006/wordprocessingDrawing" xmlns:w10="urn:schemas-microsoft-com:office:word" xmlns:w="http://schemas.openxmlformats.org/wordprocessingml/2006/main" xmlns:w14="http://schemas.microsoft.com/office/word/2010/wordml" xmlns:w15="http://schemas.microsoft.com/office/word/2012/wordml" xmlns:w16cex="http://schemas.microsoft.com/office/word/2018/wordml/cex" xmlns:w16cid="http://schemas.microsoft.com/office/word/2016/wordml/cid" xmlns:w16="http://schemas.microsoft.com/office/word/2018/wordml" xmlns:w16du="http://schemas.microsoft.com/office/word/2023/wordml/word16du" xmlns:w16sdtdh="http://schemas.microsoft.com/office/word/2020/wordml/sdtdatahash" xmlns:w16sdtfl="http://schemas.microsoft.com/office/word/2024/wordml/sdtformatlock" xmlns:w16se="http://schemas.microsoft.com/office/word/2015/wordml/symex" xmlns:wpg="http://schemas.microsoft.com/office/word/2010/wordprocessingGroup" xmlns:wpi="http://schemas.microsoft.com/office/word/2010/wordprocessingInk" xmlns:wne="http://schemas.microsoft.com/office/word/2006/wordml" xmlns:wps="http://schemas.microsoft.com/office/word/2010/wordprocessingShape" mc:Ignorable="w14 w15 w16se w16cid w16 w16cex w16sdtdh w16sdtfl w16du wp14">
+<w:endnotes xmlns:wpc="http://schemas.microsoft.com/office/word/2010/wordprocessingCanvas" xmlns:cx="http://schemas.microsoft.com/office/drawing/2014/chartex" xmlns:cx1="http://schemas.microsoft.com/office/drawing/2015/9/8/chartex" xmlns:mc="http://schemas.openxmlformats.org/markup-compatibility/2006" xmlns:o="urn:schemas-microsoft-com:office:office" xmlns:r="http://schemas.openxmlformats.org/officeDocument/2006/relationships" xmlns:m="http://schemas.openxmlformats.org/officeDocument/2006/math" xmlns:v="urn:schemas-microsoft-com:vml" xmlns:wp14="http://schemas.microsoft.com/office/word/2010/wordprocessingDrawing" xmlns:wp="http://schemas.openxmlformats.org/drawingml/2006/wordprocessingDrawing" xmlns:w10="urn:schemas-microsoft-com:office:word" xmlns:w="http://schemas.openxmlformats.org/wordprocessingml/2006/main" xmlns:w14="http://schemas.microsoft.com/office/word/2010/wordml" xmlns:w15="http://schemas.microsoft.com/office/word/2012/wordml" xmlns:w16se="http://schemas.microsoft.com/office/word/2015/wordml/symex" xmlns:wpg="http://schemas.microsoft.com/office/word/2010/wordprocessingGroup" xmlns:wpi="http://schemas.microsoft.com/office/word/2010/wordprocessingInk" xmlns:wne="http://schemas.microsoft.com/office/word/2006/wordml" xmlns:wps="http://schemas.microsoft.com/office/word/2010/wordprocessingShape" mc:Ignorable="w14 w15 w16se wp14">
   <w:endnote w:type="separator" w:id="-1">
     <w:p>
       <w:pPr>
@@ -5632,7 +5592,7 @@
 </file>
 
 <file path=word/footer1.xml><?xml version="1.0" encoding="utf-8"?>
-<w:ftr xmlns:wpc="http://schemas.microsoft.com/office/word/2010/wordprocessingCanvas" xmlns:cx="http://schemas.microsoft.com/office/drawing/2014/chartex" xmlns:cx1="http://schemas.microsoft.com/office/drawing/2015/9/8/chartex" xmlns:cx2="http://schemas.microsoft.com/office/drawing/2015/10/21/chartex" xmlns:cx3="http://schemas.microsoft.com/office/drawing/2016/5/9/chartex" xmlns:cx4="http://schemas.microsoft.com/office/drawing/2016/5/10/chartex" xmlns:cx5="http://schemas.microsoft.com/office/drawing/2016/5/11/chartex" xmlns:cx6="http://schemas.microsoft.com/office/drawing/2016/5/12/chartex" xmlns:cx7="http://schemas.microsoft.com/office/drawing/2016/5/13/chartex" xmlns:cx8="http://schemas.microsoft.com/office/drawing/2016/5/14/chartex" xmlns:mc="http://schemas.openxmlformats.org/markup-compatibility/2006" xmlns:aink="http://schemas.microsoft.com/office/drawing/2016/ink" xmlns:am3d="http://schemas.microsoft.com/office/drawing/2017/model3d" xmlns:o="urn:schemas-microsoft-com:office:office" xmlns:oel="http://schemas.microsoft.com/office/2019/extlst" xmlns:r="http://schemas.openxmlformats.org/officeDocument/2006/relationships" xmlns:m="http://schemas.openxmlformats.org/officeDocument/2006/math" xmlns:v="urn:schemas-microsoft-com:vml" xmlns:wp14="http://schemas.microsoft.com/office/word/2010/wordprocessingDrawing" xmlns:wp="http://schemas.openxmlformats.org/drawingml/2006/wordprocessingDrawing" xmlns:w10="urn:schemas-microsoft-com:office:word" xmlns:w="http://schemas.openxmlformats.org/wordprocessingml/2006/main" xmlns:w14="http://schemas.microsoft.com/office/word/2010/wordml" xmlns:w15="http://schemas.microsoft.com/office/word/2012/wordml" xmlns:w16cex="http://schemas.microsoft.com/office/word/2018/wordml/cex" xmlns:w16cid="http://schemas.microsoft.com/office/word/2016/wordml/cid" xmlns:w16="http://schemas.microsoft.com/office/word/2018/wordml" xmlns:w16du="http://schemas.microsoft.com/office/word/2023/wordml/word16du" xmlns:w16sdtdh="http://schemas.microsoft.com/office/word/2020/wordml/sdtdatahash" xmlns:w16sdtfl="http://schemas.microsoft.com/office/word/2024/wordml/sdtformatlock" xmlns:w16se="http://schemas.microsoft.com/office/word/2015/wordml/symex" xmlns:wpg="http://schemas.microsoft.com/office/word/2010/wordprocessingGroup" xmlns:wpi="http://schemas.microsoft.com/office/word/2010/wordprocessingInk" xmlns:wne="http://schemas.microsoft.com/office/word/2006/wordml" xmlns:wps="http://schemas.microsoft.com/office/word/2010/wordprocessingShape" mc:Ignorable="w14 w15 w16se w16cid w16 w16cex w16sdtdh w16sdtfl w16du wp14">
+<w:ftr xmlns:wpc="http://schemas.microsoft.com/office/word/2010/wordprocessingCanvas" xmlns:cx="http://schemas.microsoft.com/office/drawing/2014/chartex" xmlns:cx1="http://schemas.microsoft.com/office/drawing/2015/9/8/chartex" xmlns:mc="http://schemas.openxmlformats.org/markup-compatibility/2006" xmlns:o="urn:schemas-microsoft-com:office:office" xmlns:r="http://schemas.openxmlformats.org/officeDocument/2006/relationships" xmlns:m="http://schemas.openxmlformats.org/officeDocument/2006/math" xmlns:v="urn:schemas-microsoft-com:vml" xmlns:wp14="http://schemas.microsoft.com/office/word/2010/wordprocessingDrawing" xmlns:wp="http://schemas.openxmlformats.org/drawingml/2006/wordprocessingDrawing" xmlns:w10="urn:schemas-microsoft-com:office:word" xmlns:w="http://schemas.openxmlformats.org/wordprocessingml/2006/main" xmlns:w14="http://schemas.microsoft.com/office/word/2010/wordml" xmlns:w15="http://schemas.microsoft.com/office/word/2012/wordml" xmlns:w16se="http://schemas.microsoft.com/office/word/2015/wordml/symex" xmlns:wpg="http://schemas.microsoft.com/office/word/2010/wordprocessingGroup" xmlns:wpi="http://schemas.microsoft.com/office/word/2010/wordprocessingInk" xmlns:wne="http://schemas.microsoft.com/office/word/2006/wordml" xmlns:wps="http://schemas.microsoft.com/office/word/2010/wordprocessingShape" mc:Ignorable="w14 w15 w16se wp14">
   <w:p>
     <w:pPr>
       <w:pStyle w:val="Piedepgina"/>
@@ -5662,9 +5622,10 @@
     <w:r>
       <w:rPr>
         <w:caps/>
+        <w:noProof/>
         <w:lang w:val="es-ES"/>
       </w:rPr>
-      <w:t>2</w:t>
+      <w:t>1</w:t>
     </w:r>
     <w:r>
       <w:rPr>
@@ -5682,7 +5643,7 @@
 </file>
 
 <file path=word/footer2.xml><?xml version="1.0" encoding="utf-8"?>
-<w:ftr xmlns:wpc="http://schemas.microsoft.com/office/word/2010/wordprocessingCanvas" xmlns:cx="http://schemas.microsoft.com/office/drawing/2014/chartex" xmlns:cx1="http://schemas.microsoft.com/office/drawing/2015/9/8/chartex" xmlns:cx2="http://schemas.microsoft.com/office/drawing/2015/10/21/chartex" xmlns:cx3="http://schemas.microsoft.com/office/drawing/2016/5/9/chartex" xmlns:cx4="http://schemas.microsoft.com/office/drawing/2016/5/10/chartex" xmlns:cx5="http://schemas.microsoft.com/office/drawing/2016/5/11/chartex" xmlns:cx6="http://schemas.microsoft.com/office/drawing/2016/5/12/chartex" xmlns:cx7="http://schemas.microsoft.com/office/drawing/2016/5/13/chartex" xmlns:cx8="http://schemas.microsoft.com/office/drawing/2016/5/14/chartex" xmlns:mc="http://schemas.openxmlformats.org/markup-compatibility/2006" xmlns:aink="http://schemas.microsoft.com/office/drawing/2016/ink" xmlns:am3d="http://schemas.microsoft.com/office/drawing/2017/model3d" xmlns:o="urn:schemas-microsoft-com:office:office" xmlns:oel="http://schemas.microsoft.com/office/2019/extlst" xmlns:r="http://schemas.openxmlformats.org/officeDocument/2006/relationships" xmlns:m="http://schemas.openxmlformats.org/officeDocument/2006/math" xmlns:v="urn:schemas-microsoft-com:vml" xmlns:wp14="http://schemas.microsoft.com/office/word/2010/wordprocessingDrawing" xmlns:wp="http://schemas.openxmlformats.org/drawingml/2006/wordprocessingDrawing" xmlns:w10="urn:schemas-microsoft-com:office:word" xmlns:w="http://schemas.openxmlformats.org/wordprocessingml/2006/main" xmlns:w14="http://schemas.microsoft.com/office/word/2010/wordml" xmlns:w15="http://schemas.microsoft.com/office/word/2012/wordml" xmlns:w16cex="http://schemas.microsoft.com/office/word/2018/wordml/cex" xmlns:w16cid="http://schemas.microsoft.com/office/word/2016/wordml/cid" xmlns:w16="http://schemas.microsoft.com/office/word/2018/wordml" xmlns:w16du="http://schemas.microsoft.com/office/word/2023/wordml/word16du" xmlns:w16sdtdh="http://schemas.microsoft.com/office/word/2020/wordml/sdtdatahash" xmlns:w16sdtfl="http://schemas.microsoft.com/office/word/2024/wordml/sdtformatlock" xmlns:w16se="http://schemas.microsoft.com/office/word/2015/wordml/symex" xmlns:wpg="http://schemas.microsoft.com/office/word/2010/wordprocessingGroup" xmlns:wpi="http://schemas.microsoft.com/office/word/2010/wordprocessingInk" xmlns:wne="http://schemas.microsoft.com/office/word/2006/wordml" xmlns:wps="http://schemas.microsoft.com/office/word/2010/wordprocessingShape" mc:Ignorable="w14 w15 w16se w16cid w16 w16cex w16sdtdh w16sdtfl w16du wp14">
+<w:ftr xmlns:wpc="http://schemas.microsoft.com/office/word/2010/wordprocessingCanvas" xmlns:cx="http://schemas.microsoft.com/office/drawing/2014/chartex" xmlns:cx1="http://schemas.microsoft.com/office/drawing/2015/9/8/chartex" xmlns:mc="http://schemas.openxmlformats.org/markup-compatibility/2006" xmlns:o="urn:schemas-microsoft-com:office:office" xmlns:r="http://schemas.openxmlformats.org/officeDocument/2006/relationships" xmlns:m="http://schemas.openxmlformats.org/officeDocument/2006/math" xmlns:v="urn:schemas-microsoft-com:vml" xmlns:wp14="http://schemas.microsoft.com/office/word/2010/wordprocessingDrawing" xmlns:wp="http://schemas.openxmlformats.org/drawingml/2006/wordprocessingDrawing" xmlns:w10="urn:schemas-microsoft-com:office:word" xmlns:w="http://schemas.openxmlformats.org/wordprocessingml/2006/main" xmlns:w14="http://schemas.microsoft.com/office/word/2010/wordml" xmlns:w15="http://schemas.microsoft.com/office/word/2012/wordml" xmlns:w16se="http://schemas.microsoft.com/office/word/2015/wordml/symex" xmlns:wpg="http://schemas.microsoft.com/office/word/2010/wordprocessingGroup" xmlns:wpi="http://schemas.microsoft.com/office/word/2010/wordprocessingInk" xmlns:wne="http://schemas.microsoft.com/office/word/2006/wordml" xmlns:wps="http://schemas.microsoft.com/office/word/2010/wordprocessingShape" mc:Ignorable="w14 w15 w16se wp14">
   <w:sdt>
     <w:sdtPr>
       <w:id w:val="-136725507"/>
@@ -5691,6 +5652,7 @@
         <w:docPartUnique/>
       </w:docPartObj>
     </w:sdtPr>
+    <w:sdtEndPr/>
     <w:sdtContent>
       <w:p>
         <w:pPr>
@@ -5728,7 +5690,7 @@
 </file>
 
 <file path=word/footnotes.xml><?xml version="1.0" encoding="utf-8"?>
-<w:footnotes xmlns:wpc="http://schemas.microsoft.com/office/word/2010/wordprocessingCanvas" xmlns:cx="http://schemas.microsoft.com/office/drawing/2014/chartex" xmlns:cx1="http://schemas.microsoft.com/office/drawing/2015/9/8/chartex" xmlns:cx2="http://schemas.microsoft.com/office/drawing/2015/10/21/chartex" xmlns:cx3="http://schemas.microsoft.com/office/drawing/2016/5/9/chartex" xmlns:cx4="http://schemas.microsoft.com/office/drawing/2016/5/10/chartex" xmlns:cx5="http://schemas.microsoft.com/office/drawing/2016/5/11/chartex" xmlns:cx6="http://schemas.microsoft.com/office/drawing/2016/5/12/chartex" xmlns:cx7="http://schemas.microsoft.com/office/drawing/2016/5/13/chartex" xmlns:cx8="http://schemas.microsoft.com/office/drawing/2016/5/14/chartex" xmlns:mc="http://schemas.openxmlformats.org/markup-compatibility/2006" xmlns:aink="http://schemas.microsoft.com/office/drawing/2016/ink" xmlns:am3d="http://schemas.microsoft.com/office/drawing/2017/model3d" xmlns:o="urn:schemas-microsoft-com:office:office" xmlns:oel="http://schemas.microsoft.com/office/2019/extlst" xmlns:r="http://schemas.openxmlformats.org/officeDocument/2006/relationships" xmlns:m="http://schemas.openxmlformats.org/officeDocument/2006/math" xmlns:v="urn:schemas-microsoft-com:vml" xmlns:wp14="http://schemas.microsoft.com/office/word/2010/wordprocessingDrawing" xmlns:wp="http://schemas.openxmlformats.org/drawingml/2006/wordprocessingDrawing" xmlns:w10="urn:schemas-microsoft-com:office:word" xmlns:w="http://schemas.openxmlformats.org/wordprocessingml/2006/main" xmlns:w14="http://schemas.microsoft.com/office/word/2010/wordml" xmlns:w15="http://schemas.microsoft.com/office/word/2012/wordml" xmlns:w16cex="http://schemas.microsoft.com/office/word/2018/wordml/cex" xmlns:w16cid="http://schemas.microsoft.com/office/word/2016/wordml/cid" xmlns:w16="http://schemas.microsoft.com/office/word/2018/wordml" xmlns:w16du="http://schemas.microsoft.com/office/word/2023/wordml/word16du" xmlns:w16sdtdh="http://schemas.microsoft.com/office/word/2020/wordml/sdtdatahash" xmlns:w16sdtfl="http://schemas.microsoft.com/office/word/2024/wordml/sdtformatlock" xmlns:w16se="http://schemas.microsoft.com/office/word/2015/wordml/symex" xmlns:wpg="http://schemas.microsoft.com/office/word/2010/wordprocessingGroup" xmlns:wpi="http://schemas.microsoft.com/office/word/2010/wordprocessingInk" xmlns:wne="http://schemas.microsoft.com/office/word/2006/wordml" xmlns:wps="http://schemas.microsoft.com/office/word/2010/wordprocessingShape" mc:Ignorable="w14 w15 w16se w16cid w16 w16cex w16sdtdh w16sdtfl w16du wp14">
+<w:footnotes xmlns:wpc="http://schemas.microsoft.com/office/word/2010/wordprocessingCanvas" xmlns:cx="http://schemas.microsoft.com/office/drawing/2014/chartex" xmlns:cx1="http://schemas.microsoft.com/office/drawing/2015/9/8/chartex" xmlns:mc="http://schemas.openxmlformats.org/markup-compatibility/2006" xmlns:o="urn:schemas-microsoft-com:office:office" xmlns:r="http://schemas.openxmlformats.org/officeDocument/2006/relationships" xmlns:m="http://schemas.openxmlformats.org/officeDocument/2006/math" xmlns:v="urn:schemas-microsoft-com:vml" xmlns:wp14="http://schemas.microsoft.com/office/word/2010/wordprocessingDrawing" xmlns:wp="http://schemas.openxmlformats.org/drawingml/2006/wordprocessingDrawing" xmlns:w10="urn:schemas-microsoft-com:office:word" xmlns:w="http://schemas.openxmlformats.org/wordprocessingml/2006/main" xmlns:w14="http://schemas.microsoft.com/office/word/2010/wordml" xmlns:w15="http://schemas.microsoft.com/office/word/2012/wordml" xmlns:w16se="http://schemas.microsoft.com/office/word/2015/wordml/symex" xmlns:wpg="http://schemas.microsoft.com/office/word/2010/wordprocessingGroup" xmlns:wpi="http://schemas.microsoft.com/office/word/2010/wordprocessingInk" xmlns:wne="http://schemas.microsoft.com/office/word/2006/wordml" xmlns:wps="http://schemas.microsoft.com/office/word/2010/wordprocessingShape" mc:Ignorable="w14 w15 w16se wp14">
   <w:footnote w:type="separator" w:id="-1">
     <w:p>
       <w:pPr>
@@ -5753,7 +5715,7 @@
 </file>
 
 <file path=word/numbering.xml><?xml version="1.0" encoding="utf-8"?>
-<w:numbering xmlns:wpc="http://schemas.microsoft.com/office/word/2010/wordprocessingCanvas" xmlns:cx="http://schemas.microsoft.com/office/drawing/2014/chartex" xmlns:cx1="http://schemas.microsoft.com/office/drawing/2015/9/8/chartex" xmlns:cx2="http://schemas.microsoft.com/office/drawing/2015/10/21/chartex" xmlns:cx3="http://schemas.microsoft.com/office/drawing/2016/5/9/chartex" xmlns:cx4="http://schemas.microsoft.com/office/drawing/2016/5/10/chartex" xmlns:cx5="http://schemas.microsoft.com/office/drawing/2016/5/11/chartex" xmlns:cx6="http://schemas.microsoft.com/office/drawing/2016/5/12/chartex" xmlns:cx7="http://schemas.microsoft.com/office/drawing/2016/5/13/chartex" xmlns:cx8="http://schemas.microsoft.com/office/drawing/2016/5/14/chartex" xmlns:mc="http://schemas.openxmlformats.org/markup-compatibility/2006" xmlns:aink="http://schemas.microsoft.com/office/drawing/2016/ink" xmlns:am3d="http://schemas.microsoft.com/office/drawing/2017/model3d" xmlns:o="urn:schemas-microsoft-com:office:office" xmlns:oel="http://schemas.microsoft.com/office/2019/extlst" xmlns:r="http://schemas.openxmlformats.org/officeDocument/2006/relationships" xmlns:m="http://schemas.openxmlformats.org/officeDocument/2006/math" xmlns:v="urn:schemas-microsoft-com:vml" xmlns:wp14="http://schemas.microsoft.com/office/word/2010/wordprocessingDrawing" xmlns:wp="http://schemas.openxmlformats.org/drawingml/2006/wordprocessingDrawing" xmlns:w10="urn:schemas-microsoft-com:office:word" xmlns:w="http://schemas.openxmlformats.org/wordprocessingml/2006/main" xmlns:w14="http://schemas.microsoft.com/office/word/2010/wordml" xmlns:w15="http://schemas.microsoft.com/office/word/2012/wordml" xmlns:w16cex="http://schemas.microsoft.com/office/word/2018/wordml/cex" xmlns:w16cid="http://schemas.microsoft.com/office/word/2016/wordml/cid" xmlns:w16="http://schemas.microsoft.com/office/word/2018/wordml" xmlns:w16du="http://schemas.microsoft.com/office/word/2023/wordml/word16du" xmlns:w16sdtdh="http://schemas.microsoft.com/office/word/2020/wordml/sdtdatahash" xmlns:w16sdtfl="http://schemas.microsoft.com/office/word/2024/wordml/sdtformatlock" xmlns:w16se="http://schemas.microsoft.com/office/word/2015/wordml/symex" xmlns:wpg="http://schemas.microsoft.com/office/word/2010/wordprocessingGroup" xmlns:wpi="http://schemas.microsoft.com/office/word/2010/wordprocessingInk" xmlns:wne="http://schemas.microsoft.com/office/word/2006/wordml" xmlns:wps="http://schemas.microsoft.com/office/word/2010/wordprocessingShape" mc:Ignorable="w14 w15 w16se w16cid w16 w16cex w16sdtdh w16sdtfl w16du wp14">
+<w:numbering xmlns:wpc="http://schemas.microsoft.com/office/word/2010/wordprocessingCanvas" xmlns:cx="http://schemas.microsoft.com/office/drawing/2014/chartex" xmlns:cx1="http://schemas.microsoft.com/office/drawing/2015/9/8/chartex" xmlns:mc="http://schemas.openxmlformats.org/markup-compatibility/2006" xmlns:o="urn:schemas-microsoft-com:office:office" xmlns:r="http://schemas.openxmlformats.org/officeDocument/2006/relationships" xmlns:m="http://schemas.openxmlformats.org/officeDocument/2006/math" xmlns:v="urn:schemas-microsoft-com:vml" xmlns:wp14="http://schemas.microsoft.com/office/word/2010/wordprocessingDrawing" xmlns:wp="http://schemas.openxmlformats.org/drawingml/2006/wordprocessingDrawing" xmlns:w10="urn:schemas-microsoft-com:office:word" xmlns:w="http://schemas.openxmlformats.org/wordprocessingml/2006/main" xmlns:w14="http://schemas.microsoft.com/office/word/2010/wordml" xmlns:w15="http://schemas.microsoft.com/office/word/2012/wordml" xmlns:w16se="http://schemas.microsoft.com/office/word/2015/wordml/symex" xmlns:wpg="http://schemas.microsoft.com/office/word/2010/wordprocessingGroup" xmlns:wpi="http://schemas.microsoft.com/office/word/2010/wordprocessingInk" xmlns:wne="http://schemas.microsoft.com/office/word/2006/wordml" xmlns:wps="http://schemas.microsoft.com/office/word/2010/wordprocessingShape" mc:Ignorable="w14 w15 w16se wp14">
   <w:abstractNum w:abstractNumId="0" w15:restartNumberingAfterBreak="0">
     <w:nsid w:val="04BB30C8"/>
     <w:multiLevelType w:val="multilevel"/>
@@ -7786,7 +7748,7 @@
       </w:rPr>
     </w:lvl>
   </w:abstractNum>
-  <w:num w:numId="1" w16cid:durableId="1749303090">
+  <w:num w:numId="1">
     <w:abstractNumId w:val="11"/>
     <w:lvlOverride w:ilvl="0">
       <w:startOverride w:val="1"/>
@@ -7816,7 +7778,7 @@
       <w:startOverride w:val="1"/>
     </w:lvlOverride>
   </w:num>
-  <w:num w:numId="2" w16cid:durableId="973407804">
+  <w:num w:numId="2">
     <w:abstractNumId w:val="20"/>
     <w:lvlOverride w:ilvl="0">
       <w:startOverride w:val="1"/>
@@ -7846,58 +7808,58 @@
       <w:startOverride w:val="1"/>
     </w:lvlOverride>
   </w:num>
-  <w:num w:numId="3" w16cid:durableId="1653481623">
+  <w:num w:numId="3">
     <w:abstractNumId w:val="11"/>
   </w:num>
-  <w:num w:numId="4" w16cid:durableId="221061934">
+  <w:num w:numId="4">
     <w:abstractNumId w:val="2"/>
   </w:num>
-  <w:num w:numId="5" w16cid:durableId="1558931666">
+  <w:num w:numId="5">
     <w:abstractNumId w:val="0"/>
   </w:num>
-  <w:num w:numId="6" w16cid:durableId="262807193">
+  <w:num w:numId="6">
     <w:abstractNumId w:val="8"/>
   </w:num>
-  <w:num w:numId="7" w16cid:durableId="1860436209">
+  <w:num w:numId="7">
     <w:abstractNumId w:val="5"/>
   </w:num>
-  <w:num w:numId="8" w16cid:durableId="371803554">
+  <w:num w:numId="8">
     <w:abstractNumId w:val="8"/>
   </w:num>
-  <w:num w:numId="9" w16cid:durableId="573200544">
+  <w:num w:numId="9">
     <w:abstractNumId w:val="6"/>
   </w:num>
-  <w:num w:numId="10" w16cid:durableId="1368987891">
+  <w:num w:numId="10">
     <w:abstractNumId w:val="17"/>
   </w:num>
-  <w:num w:numId="11" w16cid:durableId="347996211">
+  <w:num w:numId="11">
     <w:abstractNumId w:val="9"/>
   </w:num>
-  <w:num w:numId="12" w16cid:durableId="1713117000">
+  <w:num w:numId="12">
     <w:abstractNumId w:val="15"/>
   </w:num>
-  <w:num w:numId="13" w16cid:durableId="1231384497">
+  <w:num w:numId="13">
     <w:abstractNumId w:val="4"/>
   </w:num>
-  <w:num w:numId="14" w16cid:durableId="1854680835">
+  <w:num w:numId="14">
     <w:abstractNumId w:val="16"/>
   </w:num>
-  <w:num w:numId="15" w16cid:durableId="1167476237">
+  <w:num w:numId="15">
     <w:abstractNumId w:val="1"/>
   </w:num>
-  <w:num w:numId="16" w16cid:durableId="1169448043">
+  <w:num w:numId="16">
     <w:abstractNumId w:val="14"/>
   </w:num>
-  <w:num w:numId="17" w16cid:durableId="1514569389">
+  <w:num w:numId="17">
     <w:abstractNumId w:val="18"/>
   </w:num>
-  <w:num w:numId="18" w16cid:durableId="684215514">
+  <w:num w:numId="18">
     <w:abstractNumId w:val="19"/>
   </w:num>
-  <w:num w:numId="19" w16cid:durableId="1602224392">
+  <w:num w:numId="19">
     <w:abstractNumId w:val="13"/>
   </w:num>
-  <w:num w:numId="20" w16cid:durableId="311182607">
+  <w:num w:numId="20">
     <w:abstractNumId w:val="10"/>
     <w:lvlOverride w:ilvl="0">
       <w:startOverride w:val="1"/>
@@ -7927,7 +7889,7 @@
       <w:startOverride w:val="1"/>
     </w:lvlOverride>
   </w:num>
-  <w:num w:numId="21" w16cid:durableId="605887307">
+  <w:num w:numId="21">
     <w:abstractNumId w:val="12"/>
     <w:lvlOverride w:ilvl="0">
       <w:startOverride w:val="1"/>
@@ -7957,7 +7919,7 @@
       <w:startOverride w:val="1"/>
     </w:lvlOverride>
   </w:num>
-  <w:num w:numId="22" w16cid:durableId="35857211">
+  <w:num w:numId="22">
     <w:abstractNumId w:val="7"/>
     <w:lvlOverride w:ilvl="0">
       <w:startOverride w:val="1"/>
@@ -7987,7 +7949,7 @@
       <w:startOverride w:val="1"/>
     </w:lvlOverride>
   </w:num>
-  <w:num w:numId="23" w16cid:durableId="994256569">
+  <w:num w:numId="23">
     <w:abstractNumId w:val="3"/>
     <w:lvlOverride w:ilvl="0">
       <w:startOverride w:val="1"/>
@@ -8021,7 +7983,7 @@
 </file>
 
 <file path=word/styles.xml><?xml version="1.0" encoding="utf-8"?>
-<w:styles xmlns:mc="http://schemas.openxmlformats.org/markup-compatibility/2006" xmlns:r="http://schemas.openxmlformats.org/officeDocument/2006/relationships" xmlns:w="http://schemas.openxmlformats.org/wordprocessingml/2006/main" xmlns:w14="http://schemas.microsoft.com/office/word/2010/wordml" xmlns:w15="http://schemas.microsoft.com/office/word/2012/wordml" xmlns:w16cex="http://schemas.microsoft.com/office/word/2018/wordml/cex" xmlns:w16cid="http://schemas.microsoft.com/office/word/2016/wordml/cid" xmlns:w16="http://schemas.microsoft.com/office/word/2018/wordml" xmlns:w16du="http://schemas.microsoft.com/office/word/2023/wordml/word16du" xmlns:w16sdtdh="http://schemas.microsoft.com/office/word/2020/wordml/sdtdatahash" xmlns:w16sdtfl="http://schemas.microsoft.com/office/word/2024/wordml/sdtformatlock" xmlns:w16se="http://schemas.microsoft.com/office/word/2015/wordml/symex" mc:Ignorable="w14 w15 w16se w16cid w16 w16cex w16sdtdh w16sdtfl w16du">
+<w:styles xmlns:mc="http://schemas.openxmlformats.org/markup-compatibility/2006" xmlns:r="http://schemas.openxmlformats.org/officeDocument/2006/relationships" xmlns:w="http://schemas.openxmlformats.org/wordprocessingml/2006/main" xmlns:w14="http://schemas.microsoft.com/office/word/2010/wordml" xmlns:w15="http://schemas.microsoft.com/office/word/2012/wordml" xmlns:w16se="http://schemas.microsoft.com/office/word/2015/wordml/symex" mc:Ignorable="w14 w15 w16se">
   <w:docDefaults>
     <w:rPrDefault>
       <w:rPr>
@@ -8037,7 +7999,7 @@
       </w:pPr>
     </w:pPrDefault>
   </w:docDefaults>
-  <w:latentStyles w:defLockedState="0" w:defUIPriority="99" w:defSemiHidden="0" w:defUnhideWhenUsed="0" w:defQFormat="0" w:count="376">
+  <w:latentStyles w:defLockedState="0" w:defUIPriority="99" w:defSemiHidden="0" w:defUnhideWhenUsed="0" w:defQFormat="0" w:count="371">
     <w:lsdException w:name="Normal" w:uiPriority="0" w:qFormat="1"/>
     <w:lsdException w:name="heading 1" w:uiPriority="9" w:qFormat="1"/>
     <w:lsdException w:name="heading 2" w:semiHidden="1" w:uiPriority="9" w:unhideWhenUsed="1" w:qFormat="1"/>
@@ -8409,11 +8371,6 @@
     <w:lsdException w:name="List Table 5 Dark Accent 6" w:uiPriority="50"/>
     <w:lsdException w:name="List Table 6 Colorful Accent 6" w:uiPriority="51"/>
     <w:lsdException w:name="List Table 7 Colorful Accent 6" w:uiPriority="52"/>
-    <w:lsdException w:name="Mention" w:semiHidden="1" w:unhideWhenUsed="1"/>
-    <w:lsdException w:name="Smart Hyperlink" w:semiHidden="1" w:unhideWhenUsed="1"/>
-    <w:lsdException w:name="Hashtag" w:semiHidden="1" w:unhideWhenUsed="1"/>
-    <w:lsdException w:name="Unresolved Mention" w:semiHidden="1" w:unhideWhenUsed="1"/>
-    <w:lsdException w:name="Smart Link" w:semiHidden="1" w:unhideWhenUsed="1"/>
   </w:latentStyles>
   <w:style w:type="paragraph" w:default="1" w:styleId="Normal">
     <w:name w:val="Normal"/>
@@ -9096,15 +9053,6 @@
 </file>
 
 <file path=customXml/item1.xml><?xml version="1.0" encoding="utf-8"?>
-<?mso-contentType ?>
-<FormTemplates xmlns="http://schemas.microsoft.com/sharepoint/v3/contenttype/forms">
-  <Display>DocumentLibraryForm</Display>
-  <Edit>DocumentLibraryForm</Edit>
-  <New>DocumentLibraryForm</New>
-</FormTemplates>
-</file>
-
-<file path=customXml/item2.xml><?xml version="1.0" encoding="utf-8"?>
 <ct:contentTypeSchema xmlns:ct="http://schemas.microsoft.com/office/2006/metadata/contentType" xmlns:ma="http://schemas.microsoft.com/office/2006/metadata/properties/metaAttributes" ct:_="" ma:_="" ma:contentTypeName="Documento" ma:contentTypeID="0x01010013E84D20559E9C46A1AE57EE10AE055A" ma:contentTypeVersion="22" ma:contentTypeDescription="Crear nuevo documento." ma:contentTypeScope="" ma:versionID="1e7a55a61121defcce1c74f98494ab69">
   <xsd:schema xmlns:xsd="http://www.w3.org/2001/XMLSchema" xmlns:xs="http://www.w3.org/2001/XMLSchema" xmlns:p="http://schemas.microsoft.com/office/2006/metadata/properties" xmlns:ns2="5b6b5241-50d0-4c02-a7f7-d0753a909d53" xmlns:ns3="dfde030a-8e9a-4d5e-8288-d63a4d23310e" targetNamespace="http://schemas.microsoft.com/office/2006/metadata/properties" ma:root="true" ma:fieldsID="1f6af528fd04dfd0dd3ffdf4b0696a27" ns2:_="" ns3:_="">
     <xsd:import namespace="5b6b5241-50d0-4c02-a7f7-d0753a909d53"/>
@@ -9375,7 +9323,7 @@
 </ct:contentTypeSchema>
 </file>
 
-<file path=customXml/item3.xml><?xml version="1.0" encoding="utf-8"?>
+<file path=customXml/item2.xml><?xml version="1.0" encoding="utf-8"?>
 <p:properties xmlns:p="http://schemas.microsoft.com/office/2006/metadata/properties" xmlns:xsi="http://www.w3.org/2001/XMLSchema-instance" xmlns:pc="http://schemas.microsoft.com/office/infopath/2007/PartnerControls">
   <documentManagement>
     <Cod_x002e_Cliente xmlns="5b6b5241-50d0-4c02-a7f7-d0753a909d53">0</Cod_x002e_Cliente>
@@ -9393,15 +9341,16 @@
 </p:properties>
 </file>
 
-<file path=customXml/itemProps1.xml><?xml version="1.0" encoding="utf-8"?>
-<ds:datastoreItem xmlns:ds="http://schemas.openxmlformats.org/officeDocument/2006/customXml" ds:itemID="{CCC4D902-5E9B-433F-98B5-FFD7EFDA1294}">
-  <ds:schemaRefs>
-    <ds:schemaRef ds:uri="http://schemas.microsoft.com/sharepoint/v3/contenttype/forms"/>
-  </ds:schemaRefs>
-</ds:datastoreItem>
+<file path=customXml/item3.xml><?xml version="1.0" encoding="utf-8"?>
+<?mso-contentType ?>
+<FormTemplates xmlns="http://schemas.microsoft.com/sharepoint/v3/contenttype/forms">
+  <Display>DocumentLibraryForm</Display>
+  <Edit>DocumentLibraryForm</Edit>
+  <New>DocumentLibraryForm</New>
+</FormTemplates>
 </file>
 
-<file path=customXml/itemProps2.xml><?xml version="1.0" encoding="utf-8"?>
+<file path=customXml/itemProps1.xml><?xml version="1.0" encoding="utf-8"?>
 <ds:datastoreItem xmlns:ds="http://schemas.openxmlformats.org/officeDocument/2006/customXml" ds:itemID="{A0AA7454-475A-4180-92FC-1F433DCBC3E5}">
   <ds:schemaRefs>
     <ds:schemaRef ds:uri="http://schemas.microsoft.com/office/2006/metadata/contentType"/>
@@ -9420,7 +9369,7 @@
 </ds:datastoreItem>
 </file>
 
-<file path=customXml/itemProps3.xml><?xml version="1.0" encoding="utf-8"?>
+<file path=customXml/itemProps2.xml><?xml version="1.0" encoding="utf-8"?>
 <ds:datastoreItem xmlns:ds="http://schemas.openxmlformats.org/officeDocument/2006/customXml" ds:itemID="{C0240150-0105-4F39-9989-36D718AB606A}">
   <ds:schemaRefs>
     <ds:schemaRef ds:uri="http://schemas.microsoft.com/office/2006/metadata/properties"/>
@@ -9429,4 +9378,12 @@
     <ds:schemaRef ds:uri="dfde030a-8e9a-4d5e-8288-d63a4d23310e"/>
   </ds:schemaRefs>
 </ds:datastoreItem>
+</file>
+
+<file path=customXml/itemProps3.xml><?xml version="1.0" encoding="utf-8"?>
+<ds:datastoreItem xmlns:ds="http://schemas.openxmlformats.org/officeDocument/2006/customXml" ds:itemID="{CCC4D902-5E9B-433F-98B5-FFD7EFDA1294}">
+  <ds:schemaRefs>
+    <ds:schemaRef ds:uri="http://schemas.microsoft.com/sharepoint/v3/contenttype/forms"/>
+  </ds:schemaRefs>
+</ds:datastoreItem>
 </file>